--- a/plans/6th Grade Technology/6th Grade Monthly Planning/2nd Trimester/6° Technology - August.docx
+++ b/plans/6th Grade Technology/6th Grade Monthly Planning/2nd Trimester/6° Technology - August.docx
@@ -341,38 +341,39 @@
                 <w:sz w:val="24"/>
                 <w:szCs w:val="24"/>
               </w:rPr>
-              <w:t>Competences</w:t>
-            </w:r>
-            <w:r>
-              <w:rPr>
-                <w:sz w:val="24"/>
-                <w:szCs w:val="24"/>
-              </w:rPr>
-              <w:t>:</w:t>
-            </w:r>
-            <w:r>
-              <w:rPr>
-                <w:sz w:val="24"/>
-                <w:szCs w:val="24"/>
-              </w:rPr>
+              <w:t>Competences:</w:t>
               <w:br/>
               <w:t>Use mBot Knowledge Cards to review movement, output, sensor, and debugging tasks.</w:t>
-            </w:r>
-            <w:r>
-              <w:rPr>
-                <w:sz w:val="24"/>
-                <w:szCs w:val="24"/>
-              </w:rPr>
-              <w:br/>
-              <w:t>Combine movement with one output or sensor in a simple final robot challenge.</w:t>
-            </w:r>
-            <w:r>
-              <w:rPr>
-                <w:sz w:val="24"/>
-                <w:szCs w:val="24"/>
-              </w:rPr>
-              <w:br/>
-              <w:t>Demonstrate and explain a robot program using clear testing and improvement evidence.</w:t>
+              <w:br/>
+              <w:t>Combine movement with one output or sensor in a controlled mBot STEM Challenge Project.</w:t>
+              <w:br/>
+              <w:t>Demonstrate, explain, and document a robot program using clear testing and improvement evidence.</w:t>
+              <w:br/>
+              <w:t>Leave mBots ready with numbered kits, saved code/screenshot, challenge sheet, route/test data, and sensor/output notes.</w:t>
+            </w:r>
+            <w:r>
+              <w:rPr>
+                <w:sz w:val="24"/>
+                <w:szCs w:val="24"/>
+              </w:rPr>
+            </w:r>
+            <w:r>
+              <w:rPr>
+                <w:sz w:val="24"/>
+                <w:szCs w:val="24"/>
+              </w:rPr>
+            </w:r>
+            <w:r>
+              <w:rPr>
+                <w:sz w:val="24"/>
+                <w:szCs w:val="24"/>
+              </w:rPr>
+            </w:r>
+            <w:r>
+              <w:rPr>
+                <w:sz w:val="24"/>
+                <w:szCs w:val="24"/>
+              </w:rPr>
             </w:r>
           </w:p>
         </w:tc>
@@ -391,6 +392,17 @@
                 <w:szCs w:val="24"/>
               </w:rPr>
             </w:pPr>
+            <w:r>
+              <w:t>Learning Objectives:</w:t>
+              <w:br/>
+              <w:t>Read and apply selected mBot Knowledge Cards as formative practice stations.</w:t>
+              <w:br/>
+              <w:t>Plan, build, and test a realistic mBot STEM challenge with a goal and success rule.</w:t>
+              <w:br/>
+              <w:t>Explain the robot action, one card, block, or part used, and one improvement made after testing.</w:t>
+              <w:br/>
+              <w:t>Prepare robot readiness evidence for the first weeks of Trimester 3.</w:t>
+            </w:r>
           </w:p>
           <w:p>
             <w:pPr>
@@ -407,31 +419,24 @@
                 <w:sz w:val="24"/>
                 <w:szCs w:val="24"/>
               </w:rPr>
-              <w:t>Learning Objectives:</w:t>
-            </w:r>
-            <w:r>
-              <w:rPr>
-                <w:sz w:val="24"/>
-                <w:szCs w:val="24"/>
-              </w:rPr>
-              <w:br/>
-              <w:t>Read and apply selected mBot Knowledge Cards to complete guided practice stations.</w:t>
-            </w:r>
-            <w:r>
-              <w:rPr>
-                <w:sz w:val="24"/>
-                <w:szCs w:val="24"/>
-              </w:rPr>
-              <w:br/>
-              <w:t>Plan, build, and test a realistic mBot challenge with a goal and success rule.</w:t>
-            </w:r>
-            <w:r>
-              <w:rPr>
-                <w:sz w:val="24"/>
-                <w:szCs w:val="24"/>
-              </w:rPr>
-              <w:br/>
-              <w:t>Explain the robot action, one card, block, or part used, and one improvement made after testing.</w:t>
+            </w:r>
+            <w:r>
+              <w:rPr>
+                <w:sz w:val="24"/>
+                <w:szCs w:val="24"/>
+              </w:rPr>
+            </w:r>
+            <w:r>
+              <w:rPr>
+                <w:sz w:val="24"/>
+                <w:szCs w:val="24"/>
+              </w:rPr>
+            </w:r>
+            <w:r>
+              <w:rPr>
+                <w:sz w:val="24"/>
+                <w:szCs w:val="24"/>
+              </w:rPr>
             </w:r>
           </w:p>
         </w:tc>
@@ -450,6 +455,15 @@
                 <w:szCs w:val="24"/>
               </w:rPr>
             </w:pPr>
+            <w:r>
+              <w:t>Learning Outcomes:</w:t>
+              <w:br/>
+              <w:t>Complete mBot card practice with recorded robot action and explanation as formative preparation.</w:t>
+              <w:br/>
+              <w:t>Submit a final STEM challenge plan and station notes showing testing and debugging.</w:t>
+              <w:br/>
+              <w:t>Demonstrate a final mBot STEM challenge and complete a reflection about goal, action, improvement, and readiness for the next project.</w:t>
+            </w:r>
           </w:p>
           <w:p>
             <w:pPr>
@@ -466,15 +480,12 @@
                 <w:sz w:val="24"/>
                 <w:szCs w:val="24"/>
               </w:rPr>
-              <w:t>Learning Outcomes:</w:t>
-            </w:r>
-            <w:r>
-              <w:rPr>
-                <w:sz w:val="24"/>
-                <w:szCs w:val="24"/>
-              </w:rPr>
-              <w:br/>
-              <w:t xml:space="preserve">Complete an </w:t>
+            </w:r>
+            <w:r>
+              <w:rPr>
+                <w:sz w:val="24"/>
+                <w:szCs w:val="24"/>
+              </w:rPr>
             </w:r>
             <w:proofErr w:type="spellStart"/>
             <w:r>
@@ -482,7 +493,6 @@
                 <w:sz w:val="24"/>
                 <w:szCs w:val="24"/>
               </w:rPr>
-              <w:t>mBot</w:t>
             </w:r>
             <w:proofErr w:type="spellEnd"/>
             <w:r>
@@ -490,23 +500,18 @@
                 <w:sz w:val="24"/>
                 <w:szCs w:val="24"/>
               </w:rPr>
-              <w:t xml:space="preserve"> card practice check with recorded robot action and explanation.</w:t>
-            </w:r>
-            <w:r>
-              <w:rPr>
-                <w:sz w:val="24"/>
-                <w:szCs w:val="24"/>
-              </w:rPr>
-              <w:br/>
-              <w:t>Submit a final challenge plan and station notes showing testing and debugging.</w:t>
-            </w:r>
-            <w:r>
-              <w:rPr>
-                <w:sz w:val="24"/>
-                <w:szCs w:val="24"/>
-              </w:rPr>
-              <w:br/>
-              <w:t>Demonstrate a final mBot challenge and complete a reflection about goal, action, and improvement.</w:t>
+            </w:r>
+            <w:r>
+              <w:rPr>
+                <w:sz w:val="24"/>
+                <w:szCs w:val="24"/>
+              </w:rPr>
+            </w:r>
+            <w:r>
+              <w:rPr>
+                <w:sz w:val="24"/>
+                <w:szCs w:val="24"/>
+              </w:rPr>
             </w:r>
           </w:p>
         </w:tc>
@@ -634,28 +639,57 @@
                 <w:szCs w:val="24"/>
               </w:rPr>
               <w:t>Topic:</w:t>
-            </w:r>
-            <w:r>
-              <w:rPr>
-                <w:sz w:val="24"/>
-                <w:szCs w:val="24"/>
-              </w:rPr>
               <w:br/>
               <w:t>Knowledge Cards review</w:t>
-            </w:r>
-            <w:r>
-              <w:rPr>
-                <w:sz w:val="24"/>
-                <w:szCs w:val="24"/>
-              </w:rPr>
-              <w:br/>
-            </w:r>
-            <w:r>
-              <w:rPr>
-                <w:sz w:val="24"/>
-                <w:szCs w:val="24"/>
-              </w:rPr>
-              <w:br/>
+              <w:br/>
+              <w:br/>
+              <w:t>Pre-activities</w:t>
+              <w:br/>
+              <w:t>Answer the warm-up question: Which mBot card helped you the most?</w:t>
+              <w:br/>
+              <w:t>Review August Week 1 practice vocabulary (part 1).</w:t>
+              <w:br/>
+              <w:t>movement: changing position</w:t>
+              <w:br/>
+              <w:t>output: what a device shows or does</w:t>
+              <w:br/>
+              <w:t>sensor: part that detects something</w:t>
+              <w:br/>
+              <w:t>debug: find and fix a problem</w:t>
+              <w:br/>
+              <w:t>Review the assigned mBot Knowledge Card Part 1.</w:t>
+              <w:br/>
+              <w:br/>
+              <w:t>While activities</w:t>
+              <w:br/>
+              <w:t>Practice reading one mBot Knowledge Card and predicting what robot action it helps create.</w:t>
+              <w:br/>
+              <w:t>Review how the card could support a STEM challenge.</w:t>
+              <w:br/>
+              <w:br/>
+              <w:t>Post activities</w:t>
+              <w:br/>
+              <w:t>Share the robot action from the assigned card.</w:t>
+              <w:br/>
+              <w:t>Write one way the card could help in the final challenge.</w:t>
+            </w:r>
+            <w:r>
+              <w:rPr>
+                <w:sz w:val="24"/>
+                <w:szCs w:val="24"/>
+              </w:rPr>
+            </w:r>
+            <w:r>
+              <w:rPr>
+                <w:sz w:val="24"/>
+                <w:szCs w:val="24"/>
+              </w:rPr>
+            </w:r>
+            <w:r>
+              <w:rPr>
+                <w:sz w:val="24"/>
+                <w:szCs w:val="24"/>
+              </w:rPr>
             </w:r>
             <w:r>
               <w:rPr>
@@ -664,77 +698,60 @@
                 <w:sz w:val="24"/>
                 <w:szCs w:val="24"/>
               </w:rPr>
-              <w:t>Pre-activities</w:t>
-            </w:r>
-            <w:r>
-              <w:rPr>
-                <w:sz w:val="24"/>
-                <w:szCs w:val="24"/>
-              </w:rPr>
-              <w:br/>
-              <w:t>Answer the warm-up question: Which mBot card helped you the most?</w:t>
-            </w:r>
-            <w:r>
-              <w:rPr>
-                <w:sz w:val="24"/>
-                <w:szCs w:val="24"/>
-              </w:rPr>
-              <w:br/>
-              <w:t>Review August Week 1 practice vocabulary (part 1).</w:t>
-            </w:r>
-            <w:r>
-              <w:rPr>
-                <w:sz w:val="24"/>
-                <w:szCs w:val="24"/>
-              </w:rPr>
-              <w:br/>
-              <w:t>movement: changing position</w:t>
-            </w:r>
-            <w:r>
-              <w:rPr>
-                <w:sz w:val="24"/>
-                <w:szCs w:val="24"/>
-              </w:rPr>
-              <w:br/>
-              <w:t>output: what a device shows or does</w:t>
-            </w:r>
-            <w:r>
-              <w:rPr>
-                <w:sz w:val="24"/>
-                <w:szCs w:val="24"/>
-              </w:rPr>
-              <w:br/>
-              <w:t>sensor: part that detects something</w:t>
-            </w:r>
-            <w:r>
-              <w:rPr>
-                <w:sz w:val="24"/>
-                <w:szCs w:val="24"/>
-              </w:rPr>
-              <w:br/>
-              <w:t>debug: find and fix a problem</w:t>
-            </w:r>
-            <w:r>
-              <w:rPr>
-                <w:sz w:val="24"/>
-                <w:szCs w:val="24"/>
-              </w:rPr>
-              <w:br/>
-              <w:t>Review the assigned mBot Knowledge Card Part 1.</w:t>
-            </w:r>
-            <w:r>
-              <w:rPr>
-                <w:sz w:val="24"/>
-                <w:szCs w:val="24"/>
-              </w:rPr>
-              <w:br/>
-            </w:r>
-            <w:r>
-              <w:rPr>
-                <w:sz w:val="24"/>
-                <w:szCs w:val="24"/>
-              </w:rPr>
-              <w:br/>
+            </w:r>
+            <w:r>
+              <w:rPr>
+                <w:sz w:val="24"/>
+                <w:szCs w:val="24"/>
+              </w:rPr>
+            </w:r>
+            <w:r>
+              <w:rPr>
+                <w:sz w:val="24"/>
+                <w:szCs w:val="24"/>
+              </w:rPr>
+            </w:r>
+            <w:r>
+              <w:rPr>
+                <w:sz w:val="24"/>
+                <w:szCs w:val="24"/>
+              </w:rPr>
+            </w:r>
+            <w:r>
+              <w:rPr>
+                <w:sz w:val="24"/>
+                <w:szCs w:val="24"/>
+              </w:rPr>
+            </w:r>
+            <w:r>
+              <w:rPr>
+                <w:sz w:val="24"/>
+                <w:szCs w:val="24"/>
+              </w:rPr>
+            </w:r>
+            <w:r>
+              <w:rPr>
+                <w:sz w:val="24"/>
+                <w:szCs w:val="24"/>
+              </w:rPr>
+            </w:r>
+            <w:r>
+              <w:rPr>
+                <w:sz w:val="24"/>
+                <w:szCs w:val="24"/>
+              </w:rPr>
+            </w:r>
+            <w:r>
+              <w:rPr>
+                <w:sz w:val="24"/>
+                <w:szCs w:val="24"/>
+              </w:rPr>
+            </w:r>
+            <w:r>
+              <w:rPr>
+                <w:sz w:val="24"/>
+                <w:szCs w:val="24"/>
+              </w:rPr>
             </w:r>
             <w:r>
               <w:rPr>
@@ -743,37 +760,30 @@
                 <w:sz w:val="24"/>
                 <w:szCs w:val="24"/>
               </w:rPr>
-              <w:t>While activities</w:t>
-            </w:r>
-            <w:r>
-              <w:rPr>
-                <w:sz w:val="24"/>
-                <w:szCs w:val="24"/>
-              </w:rPr>
-              <w:br/>
-              <w:t>Practice reading one mBot Knowledge Card and predicting what robot action it helps create.</w:t>
-            </w:r>
-            <w:r>
-              <w:rPr>
-                <w:sz w:val="24"/>
-                <w:szCs w:val="24"/>
-              </w:rPr>
-              <w:br/>
-              <w:t>Review the card practice check expectations before the next class.</w:t>
-            </w:r>
-            <w:r>
-              <w:rPr>
-                <w:sz w:val="24"/>
-                <w:szCs w:val="24"/>
-              </w:rPr>
-              <w:br/>
-            </w:r>
-            <w:r>
-              <w:rPr>
-                <w:sz w:val="24"/>
-                <w:szCs w:val="24"/>
-              </w:rPr>
-              <w:br/>
+            </w:r>
+            <w:r>
+              <w:rPr>
+                <w:sz w:val="24"/>
+                <w:szCs w:val="24"/>
+              </w:rPr>
+            </w:r>
+            <w:r>
+              <w:rPr>
+                <w:sz w:val="24"/>
+                <w:szCs w:val="24"/>
+              </w:rPr>
+            </w:r>
+            <w:r>
+              <w:rPr>
+                <w:sz w:val="24"/>
+                <w:szCs w:val="24"/>
+              </w:rPr>
+            </w:r>
+            <w:r>
+              <w:rPr>
+                <w:sz w:val="24"/>
+                <w:szCs w:val="24"/>
+              </w:rPr>
             </w:r>
             <w:r>
               <w:rPr>
@@ -782,23 +792,18 @@
                 <w:sz w:val="24"/>
                 <w:szCs w:val="24"/>
               </w:rPr>
-              <w:t>Post activities</w:t>
-            </w:r>
-            <w:r>
-              <w:rPr>
-                <w:sz w:val="24"/>
-                <w:szCs w:val="24"/>
-              </w:rPr>
-              <w:br/>
-              <w:t>Share the robot action from the assigned card.</w:t>
-            </w:r>
-            <w:r>
-              <w:rPr>
-                <w:sz w:val="24"/>
-                <w:szCs w:val="24"/>
-              </w:rPr>
-              <w:br/>
-              <w:t>Write one way the card could help in the final challenge.</w:t>
+            </w:r>
+            <w:r>
+              <w:rPr>
+                <w:sz w:val="24"/>
+                <w:szCs w:val="24"/>
+              </w:rPr>
+            </w:r>
+            <w:r>
+              <w:rPr>
+                <w:sz w:val="24"/>
+                <w:szCs w:val="24"/>
+              </w:rPr>
             </w:r>
           </w:p>
         </w:tc>
@@ -828,28 +833,59 @@
                 <w:szCs w:val="24"/>
               </w:rPr>
               <w:t>Topic:</w:t>
-            </w:r>
-            <w:r>
-              <w:rPr>
-                <w:sz w:val="24"/>
-                <w:szCs w:val="24"/>
-              </w:rPr>
               <w:br/>
               <w:t>Card practice stations</w:t>
-            </w:r>
-            <w:r>
-              <w:rPr>
-                <w:sz w:val="24"/>
-                <w:szCs w:val="24"/>
-              </w:rPr>
-              <w:br/>
-            </w:r>
-            <w:r>
-              <w:rPr>
-                <w:sz w:val="24"/>
-                <w:szCs w:val="24"/>
-              </w:rPr>
-              <w:br/>
+              <w:br/>
+              <w:br/>
+              <w:t>Pre-activities</w:t>
+              <w:br/>
+              <w:t>Review August Week 1 practice vocabulary and the selected cards (part 2).</w:t>
+              <w:br/>
+              <w:t>card: small guide</w:t>
+              <w:br/>
+              <w:t>station: place for one activity</w:t>
+              <w:br/>
+              <w:t>action: something someone does</w:t>
+              <w:br/>
+              <w:t>Choose two stations to complete first.</w:t>
+              <w:br/>
+              <w:br/>
+              <w:t>While activities</w:t>
+              <w:br/>
+              <w:t>Complete formative mBot card practice: use one assigned mBot Knowledge Card Part 1, complete the card practice task, record the robot action, and explain what the card helps the robot do.</w:t>
+              <w:br/>
+              <w:t>Complete two mBot practice stations.</w:t>
+              <w:br/>
+              <w:t>Test the robot action at each station.</w:t>
+              <w:br/>
+              <w:t>Record what worked and what was hard.</w:t>
+              <w:br/>
+              <w:t>Ask for help after trying one debugging step.</w:t>
+              <w:br/>
+              <w:br/>
+              <w:t>Post activities</w:t>
+              <w:br/>
+              <w:t>Submit your station notes.</w:t>
+              <w:br/>
+              <w:t>Write one card you want to use in the STEM challenge.</w:t>
+            </w:r>
+            <w:r>
+              <w:rPr>
+                <w:sz w:val="24"/>
+                <w:szCs w:val="24"/>
+              </w:rPr>
+            </w:r>
+            <w:r>
+              <w:rPr>
+                <w:sz w:val="24"/>
+                <w:szCs w:val="24"/>
+              </w:rPr>
+            </w:r>
+            <w:r>
+              <w:rPr>
+                <w:sz w:val="24"/>
+                <w:szCs w:val="24"/>
+              </w:rPr>
             </w:r>
             <w:r>
               <w:rPr>
@@ -858,61 +894,48 @@
                 <w:sz w:val="24"/>
                 <w:szCs w:val="24"/>
               </w:rPr>
-              <w:t>Pre-activities</w:t>
-            </w:r>
-            <w:r>
-              <w:rPr>
-                <w:sz w:val="24"/>
-                <w:szCs w:val="24"/>
-              </w:rPr>
-              <w:br/>
-              <w:t>Review August Week 1 practice vocabulary and the selected cards (part 2).</w:t>
-            </w:r>
-            <w:r>
-              <w:rPr>
-                <w:sz w:val="24"/>
-                <w:szCs w:val="24"/>
-              </w:rPr>
-              <w:br/>
-              <w:t>card: small guide</w:t>
-            </w:r>
-            <w:r>
-              <w:rPr>
-                <w:sz w:val="24"/>
-                <w:szCs w:val="24"/>
-              </w:rPr>
-              <w:br/>
-              <w:t>station: place for one activity</w:t>
-            </w:r>
-            <w:r>
-              <w:rPr>
-                <w:sz w:val="24"/>
-                <w:szCs w:val="24"/>
-              </w:rPr>
-              <w:br/>
-              <w:t>action: something someone does</w:t>
-            </w:r>
-            <w:r>
-              <w:rPr>
-                <w:sz w:val="24"/>
-                <w:szCs w:val="24"/>
-              </w:rPr>
-              <w:br/>
-              <w:t>Choose two stations to complete first.</w:t>
-            </w:r>
-            <w:r>
-              <w:rPr>
-                <w:sz w:val="24"/>
-                <w:szCs w:val="24"/>
-              </w:rPr>
-              <w:br/>
-            </w:r>
-            <w:r>
-              <w:rPr>
-                <w:sz w:val="24"/>
-                <w:szCs w:val="24"/>
-              </w:rPr>
-              <w:br/>
+            </w:r>
+            <w:r>
+              <w:rPr>
+                <w:sz w:val="24"/>
+                <w:szCs w:val="24"/>
+              </w:rPr>
+            </w:r>
+            <w:r>
+              <w:rPr>
+                <w:sz w:val="24"/>
+                <w:szCs w:val="24"/>
+              </w:rPr>
+            </w:r>
+            <w:r>
+              <w:rPr>
+                <w:sz w:val="24"/>
+                <w:szCs w:val="24"/>
+              </w:rPr>
+            </w:r>
+            <w:r>
+              <w:rPr>
+                <w:sz w:val="24"/>
+                <w:szCs w:val="24"/>
+              </w:rPr>
+            </w:r>
+            <w:r>
+              <w:rPr>
+                <w:sz w:val="24"/>
+                <w:szCs w:val="24"/>
+              </w:rPr>
+            </w:r>
+            <w:r>
+              <w:rPr>
+                <w:sz w:val="24"/>
+                <w:szCs w:val="24"/>
+              </w:rPr>
+            </w:r>
+            <w:r>
+              <w:rPr>
+                <w:sz w:val="24"/>
+                <w:szCs w:val="24"/>
+              </w:rPr>
             </w:r>
             <w:r>
               <w:rPr>
@@ -921,14 +944,12 @@
                 <w:sz w:val="24"/>
                 <w:szCs w:val="24"/>
               </w:rPr>
-              <w:t>While activities</w:t>
-            </w:r>
-            <w:r>
-              <w:rPr>
-                <w:sz w:val="24"/>
-                <w:szCs w:val="24"/>
-              </w:rPr>
-              <w:br/>
+            </w:r>
+            <w:r>
+              <w:rPr>
+                <w:sz w:val="24"/>
+                <w:szCs w:val="24"/>
+              </w:rPr>
             </w:r>
             <w:r>
               <w:rPr>
@@ -936,7 +957,6 @@
                 <w:szCs w:val="24"/>
                 <w:highlight w:val="yellow"/>
               </w:rPr>
-              <w:t>Complete Summative Activity #5: Use one assigned mBot Knowledge Card Part 1, complete the card practice task, record the robot action, and explain what the card helps the robot do.</w:t>
             </w:r>
             <w:r>
               <w:rPr>
@@ -944,8 +964,6 @@
                 <w:szCs w:val="24"/>
                 <w:highlight w:val="yellow"/>
               </w:rPr>
-              <w:br/>
-              <w:t>Submit the card practice check in class or on Google Classroom.</w:t>
             </w:r>
             <w:r>
               <w:rPr>
@@ -953,8 +971,6 @@
                 <w:szCs w:val="24"/>
                 <w:highlight w:val="yellow"/>
               </w:rPr>
-              <w:br/>
-              <w:t>Complete two mBot practice stations.</w:t>
             </w:r>
             <w:r>
               <w:rPr>
@@ -962,8 +978,6 @@
                 <w:szCs w:val="24"/>
                 <w:highlight w:val="yellow"/>
               </w:rPr>
-              <w:br/>
-              <w:t>Test the robot action at each station.</w:t>
             </w:r>
             <w:r>
               <w:rPr>
@@ -971,8 +985,6 @@
                 <w:szCs w:val="24"/>
                 <w:highlight w:val="yellow"/>
               </w:rPr>
-              <w:br/>
-              <w:t>Record what worked and what was hard.</w:t>
             </w:r>
             <w:r>
               <w:rPr>
@@ -980,22 +992,18 @@
                 <w:szCs w:val="24"/>
                 <w:highlight w:val="yellow"/>
               </w:rPr>
-              <w:br/>
-              <w:t>Ask for help after trying one debugging step.</w:t>
-            </w:r>
-            <w:r>
-              <w:rPr>
-                <w:sz w:val="24"/>
-                <w:szCs w:val="24"/>
-              </w:rPr>
-              <w:br/>
-            </w:r>
-            <w:r>
-              <w:rPr>
-                <w:sz w:val="24"/>
-                <w:szCs w:val="24"/>
-              </w:rPr>
-              <w:br/>
+            </w:r>
+            <w:r>
+              <w:rPr>
+                <w:sz w:val="24"/>
+                <w:szCs w:val="24"/>
+              </w:rPr>
+            </w:r>
+            <w:r>
+              <w:rPr>
+                <w:sz w:val="24"/>
+                <w:szCs w:val="24"/>
+              </w:rPr>
             </w:r>
             <w:r>
               <w:rPr>
@@ -1004,23 +1012,18 @@
                 <w:sz w:val="24"/>
                 <w:szCs w:val="24"/>
               </w:rPr>
-              <w:t>Post activities</w:t>
-            </w:r>
-            <w:r>
-              <w:rPr>
-                <w:sz w:val="24"/>
-                <w:szCs w:val="24"/>
-              </w:rPr>
-              <w:br/>
-              <w:t>Submit your station notes.</w:t>
-            </w:r>
-            <w:r>
-              <w:rPr>
-                <w:sz w:val="24"/>
-                <w:szCs w:val="24"/>
-              </w:rPr>
-              <w:br/>
-              <w:t>Write one card you want to use in the final challenge.</w:t>
+            </w:r>
+            <w:r>
+              <w:rPr>
+                <w:sz w:val="24"/>
+                <w:szCs w:val="24"/>
+              </w:rPr>
+            </w:r>
+            <w:r>
+              <w:rPr>
+                <w:sz w:val="24"/>
+                <w:szCs w:val="24"/>
+              </w:rPr>
             </w:r>
           </w:p>
         </w:tc>
@@ -1051,15 +1054,13 @@
                 <w:sz w:val="24"/>
                 <w:szCs w:val="24"/>
               </w:rPr>
-              <w:lastRenderedPageBreak/>
-              <w:t>Resources</w:t>
-            </w:r>
-            <w:r>
-              <w:rPr>
-                <w:sz w:val="24"/>
-                <w:szCs w:val="24"/>
-              </w:rPr>
-              <w:t>: Pen, pencil, technology notebook, student's email and password.</w:t>
+              <w:t>Resources: Pen, pencil, technology notebook, student's email and password, charged and numbered mBots, mBot Knowledge Cards Part 1, final challenge planning sheet, mBot readiness checklist, route/test data sheet, floor tape/markers, projector, computers/software.</w:t>
+            </w:r>
+            <w:r>
+              <w:rPr>
+                <w:sz w:val="24"/>
+                <w:szCs w:val="24"/>
+              </w:rPr>
             </w:r>
           </w:p>
         </w:tc>
@@ -1088,14 +1089,13 @@
                 <w:sz w:val="24"/>
                 <w:szCs w:val="24"/>
               </w:rPr>
-              <w:t>Resources</w:t>
-            </w:r>
-            <w:r>
-              <w:rPr>
-                <w:sz w:val="24"/>
-                <w:szCs w:val="24"/>
-              </w:rPr>
-              <w:t>: Pen, pencil, technology notebook, student's email and password.</w:t>
+              <w:t>Resources: Pen, pencil, technology notebook, student's email and password, charged and numbered mBots, mBot Knowledge Cards Part 1, final challenge planning sheet, mBot readiness checklist, route/test data sheet, floor tape/markers, projector, computers/software.</w:t>
+            </w:r>
+            <w:r>
+              <w:rPr>
+                <w:sz w:val="24"/>
+                <w:szCs w:val="24"/>
+              </w:rPr>
             </w:r>
           </w:p>
         </w:tc>
@@ -1228,7 +1228,40 @@
                 <w:sz w:val="24"/>
                 <w:szCs w:val="24"/>
               </w:rPr>
-              <w:t>Topic:</w:t>
+              <w:t>Topic: Plan the mBot STEM challenge</w:t>
+              <w:br/>
+              <w:br/>
+              <w:t>Pre-activities</w:t>
+              <w:br/>
+              <w:t>Answer the warm-up question: What task can your robot complete successfully?</w:t>
+              <w:br/>
+              <w:t>Review August Week 2 practice vocabulary.</w:t>
+              <w:br/>
+              <w:t>goal: what you are trying to do</w:t>
+              <w:br/>
+              <w:t>success rule: rule that says the task worked</w:t>
+              <w:br/>
+              <w:t>test area: space used for trying work</w:t>
+              <w:br/>
+              <w:t>Choose one challenge type: path, obstacle, signal, or line/sensor task.</w:t>
+              <w:br/>
+              <w:br/>
+              <w:t>While activities</w:t>
+              <w:br/>
+              <w:t>Plan the mBot STEM challenge.</w:t>
+              <w:br/>
+              <w:t>Write the goal and success rule.</w:t>
+              <w:br/>
+              <w:t>List the cards, blocks, or parts you will use.</w:t>
+              <w:br/>
+              <w:t>Check that the plan can be completed in class time.</w:t>
+              <w:br/>
+              <w:br/>
+              <w:t>Post activities</w:t>
+              <w:br/>
+              <w:t>Submit the STEM challenge plan.</w:t>
+              <w:br/>
+              <w:t>Explain your success rule to a partner.</w:t>
             </w:r>
             <w:r>
               <w:rPr>
@@ -1237,14 +1270,12 @@
                 <w:sz w:val="24"/>
                 <w:szCs w:val="24"/>
               </w:rPr>
-              <w:t xml:space="preserve"> </w:t>
-            </w:r>
-            <w:r>
-              <w:rPr>
-                <w:sz w:val="24"/>
-                <w:szCs w:val="24"/>
-              </w:rPr>
-              <w:t xml:space="preserve">Plan the final </w:t>
+            </w:r>
+            <w:r>
+              <w:rPr>
+                <w:sz w:val="24"/>
+                <w:szCs w:val="24"/>
+              </w:rPr>
             </w:r>
             <w:proofErr w:type="spellStart"/>
             <w:r>
@@ -1252,7 +1283,6 @@
                 <w:sz w:val="24"/>
                 <w:szCs w:val="24"/>
               </w:rPr>
-              <w:t>mBot</w:t>
             </w:r>
             <w:proofErr w:type="spellEnd"/>
             <w:r>
@@ -1260,21 +1290,18 @@
                 <w:sz w:val="24"/>
                 <w:szCs w:val="24"/>
               </w:rPr>
-              <w:t xml:space="preserve"> challenge</w:t>
-            </w:r>
-            <w:r>
-              <w:rPr>
-                <w:sz w:val="24"/>
-                <w:szCs w:val="24"/>
-              </w:rPr>
-              <w:br/>
-            </w:r>
-            <w:r>
-              <w:rPr>
-                <w:sz w:val="24"/>
-                <w:szCs w:val="24"/>
-              </w:rPr>
-              <w:br/>
+            </w:r>
+            <w:r>
+              <w:rPr>
+                <w:sz w:val="24"/>
+                <w:szCs w:val="24"/>
+              </w:rPr>
+            </w:r>
+            <w:r>
+              <w:rPr>
+                <w:sz w:val="24"/>
+                <w:szCs w:val="24"/>
+              </w:rPr>
             </w:r>
             <w:r>
               <w:rPr>
@@ -1283,15 +1310,12 @@
                 <w:sz w:val="24"/>
                 <w:szCs w:val="24"/>
               </w:rPr>
-              <w:t>Pre-activities</w:t>
-            </w:r>
-            <w:r>
-              <w:rPr>
-                <w:sz w:val="24"/>
-                <w:szCs w:val="24"/>
-              </w:rPr>
-              <w:br/>
-              <w:t>Answer the warm-up question: What task can your robot complete successfully?</w:t>
+            </w:r>
+            <w:r>
+              <w:rPr>
+                <w:sz w:val="24"/>
+                <w:szCs w:val="24"/>
+              </w:rPr>
             </w:r>
           </w:p>
           <w:p>
@@ -1307,39 +1331,30 @@
                 <w:sz w:val="24"/>
                 <w:szCs w:val="24"/>
               </w:rPr>
-              <w:br/>
-              <w:t>Review August Week 2 practice vocabulary.</w:t>
-            </w:r>
-            <w:r>
-              <w:rPr>
-                <w:sz w:val="24"/>
-                <w:szCs w:val="24"/>
-              </w:rPr>
-              <w:br/>
-              <w:t>goal: what you are trying to do</w:t>
-            </w:r>
-            <w:r>
-              <w:rPr>
-                <w:sz w:val="24"/>
-                <w:szCs w:val="24"/>
-              </w:rPr>
-              <w:br/>
-              <w:t>success rule: rule that says the task worked</w:t>
-            </w:r>
-            <w:r>
-              <w:rPr>
-                <w:sz w:val="24"/>
-                <w:szCs w:val="24"/>
-              </w:rPr>
-              <w:br/>
-              <w:t>test area: space used for trying work</w:t>
-            </w:r>
-            <w:r>
-              <w:rPr>
-                <w:sz w:val="24"/>
-                <w:szCs w:val="24"/>
-              </w:rPr>
-              <w:br/>
+            </w:r>
+            <w:r>
+              <w:rPr>
+                <w:sz w:val="24"/>
+                <w:szCs w:val="24"/>
+              </w:rPr>
+            </w:r>
+            <w:r>
+              <w:rPr>
+                <w:sz w:val="24"/>
+                <w:szCs w:val="24"/>
+              </w:rPr>
+            </w:r>
+            <w:r>
+              <w:rPr>
+                <w:sz w:val="24"/>
+                <w:szCs w:val="24"/>
+              </w:rPr>
+            </w:r>
+            <w:r>
+              <w:rPr>
+                <w:sz w:val="24"/>
+                <w:szCs w:val="24"/>
+              </w:rPr>
             </w:r>
           </w:p>
           <w:p>
@@ -1355,22 +1370,18 @@
                 <w:sz w:val="24"/>
                 <w:szCs w:val="24"/>
               </w:rPr>
-              <w:br/>
-              <w:t>Choose one challenge type: path, obstacle, signal, or line/sensor task.</w:t>
-            </w:r>
-            <w:r>
-              <w:rPr>
-                <w:sz w:val="24"/>
-                <w:szCs w:val="24"/>
-              </w:rPr>
-              <w:br/>
-            </w:r>
-            <w:r>
-              <w:rPr>
-                <w:sz w:val="24"/>
-                <w:szCs w:val="24"/>
-              </w:rPr>
-              <w:br/>
+            </w:r>
+            <w:r>
+              <w:rPr>
+                <w:sz w:val="24"/>
+                <w:szCs w:val="24"/>
+              </w:rPr>
+            </w:r>
+            <w:r>
+              <w:rPr>
+                <w:sz w:val="24"/>
+                <w:szCs w:val="24"/>
+              </w:rPr>
             </w:r>
             <w:r>
               <w:rPr>
@@ -1379,53 +1390,42 @@
                 <w:sz w:val="24"/>
                 <w:szCs w:val="24"/>
               </w:rPr>
-              <w:t>While activities</w:t>
-            </w:r>
-            <w:r>
-              <w:rPr>
-                <w:sz w:val="24"/>
-                <w:szCs w:val="24"/>
-              </w:rPr>
-              <w:br/>
-              <w:t>Plan the final mBot challenge.</w:t>
-            </w:r>
-            <w:r>
-              <w:rPr>
-                <w:sz w:val="24"/>
-                <w:szCs w:val="24"/>
-              </w:rPr>
-              <w:br/>
-              <w:t>Write the goal and success rule.</w:t>
-            </w:r>
-            <w:r>
-              <w:rPr>
-                <w:sz w:val="24"/>
-                <w:szCs w:val="24"/>
-              </w:rPr>
-              <w:br/>
-              <w:t>List the cards, blocks, or parts you will use.</w:t>
-            </w:r>
-            <w:r>
-              <w:rPr>
-                <w:sz w:val="24"/>
-                <w:szCs w:val="24"/>
-              </w:rPr>
-              <w:br/>
-              <w:t>Check that the plan can be completed in class time.</w:t>
-            </w:r>
-            <w:r>
-              <w:rPr>
-                <w:sz w:val="24"/>
-                <w:szCs w:val="24"/>
-              </w:rPr>
-              <w:br/>
-            </w:r>
-            <w:r>
-              <w:rPr>
-                <w:sz w:val="24"/>
-                <w:szCs w:val="24"/>
-              </w:rPr>
-              <w:br/>
+            </w:r>
+            <w:r>
+              <w:rPr>
+                <w:sz w:val="24"/>
+                <w:szCs w:val="24"/>
+              </w:rPr>
+            </w:r>
+            <w:r>
+              <w:rPr>
+                <w:sz w:val="24"/>
+                <w:szCs w:val="24"/>
+              </w:rPr>
+            </w:r>
+            <w:r>
+              <w:rPr>
+                <w:sz w:val="24"/>
+                <w:szCs w:val="24"/>
+              </w:rPr>
+            </w:r>
+            <w:r>
+              <w:rPr>
+                <w:sz w:val="24"/>
+                <w:szCs w:val="24"/>
+              </w:rPr>
+            </w:r>
+            <w:r>
+              <w:rPr>
+                <w:sz w:val="24"/>
+                <w:szCs w:val="24"/>
+              </w:rPr>
+            </w:r>
+            <w:r>
+              <w:rPr>
+                <w:sz w:val="24"/>
+                <w:szCs w:val="24"/>
+              </w:rPr>
             </w:r>
             <w:r>
               <w:rPr>
@@ -1434,30 +1434,24 @@
                 <w:sz w:val="24"/>
                 <w:szCs w:val="24"/>
               </w:rPr>
-              <w:t>Post activities</w:t>
-            </w:r>
-            <w:r>
-              <w:rPr>
-                <w:sz w:val="24"/>
-                <w:szCs w:val="24"/>
-              </w:rPr>
-              <w:br/>
-            </w:r>
-            <w:r>
-              <w:rPr>
-                <w:sz w:val="24"/>
-                <w:szCs w:val="24"/>
-              </w:rPr>
-              <w:lastRenderedPageBreak/>
-              <w:t>Submit the final challenge plan.</w:t>
-            </w:r>
-            <w:r>
-              <w:rPr>
-                <w:sz w:val="24"/>
-                <w:szCs w:val="24"/>
-              </w:rPr>
-              <w:br/>
-              <w:t>Explain your success rule to a partner.</w:t>
+            </w:r>
+            <w:r>
+              <w:rPr>
+                <w:sz w:val="24"/>
+                <w:szCs w:val="24"/>
+              </w:rPr>
+            </w:r>
+            <w:r>
+              <w:rPr>
+                <w:sz w:val="24"/>
+                <w:szCs w:val="24"/>
+              </w:rPr>
+            </w:r>
+            <w:r>
+              <w:rPr>
+                <w:sz w:val="24"/>
+                <w:szCs w:val="24"/>
+              </w:rPr>
             </w:r>
           </w:p>
         </w:tc>
@@ -1723,14 +1717,13 @@
                 <w:sz w:val="24"/>
                 <w:szCs w:val="24"/>
               </w:rPr>
-              <w:t>Resources</w:t>
-            </w:r>
-            <w:r>
-              <w:rPr>
-                <w:sz w:val="24"/>
-                <w:szCs w:val="24"/>
-              </w:rPr>
-              <w:t>: Pen, pencil, technology notebook, student's email and password.</w:t>
+              <w:t>Resources: Pen, pencil, technology notebook, student's email and password, charged and numbered mBots, mBot Knowledge Cards Part 1, final challenge planning sheet, mBot readiness checklist, route/test data sheet, floor tape/markers, projector, computers/software.</w:t>
+            </w:r>
+            <w:r>
+              <w:rPr>
+                <w:sz w:val="24"/>
+                <w:szCs w:val="24"/>
+              </w:rPr>
             </w:r>
           </w:p>
         </w:tc>
@@ -1759,14 +1752,13 @@
                 <w:sz w:val="24"/>
                 <w:szCs w:val="24"/>
               </w:rPr>
-              <w:t>Resources</w:t>
-            </w:r>
-            <w:r>
-              <w:rPr>
-                <w:sz w:val="24"/>
-                <w:szCs w:val="24"/>
-              </w:rPr>
-              <w:t>: Pen, pencil, technology notebook, student's email and password.</w:t>
+              <w:t>Resources: Pen, pencil, technology notebook, student's email and password, charged and numbered mBots, mBot Knowledge Cards Part 1, final challenge planning sheet, mBot readiness checklist, route/test data sheet, floor tape/markers, projector, computers/software.</w:t>
+            </w:r>
+            <w:r>
+              <w:rPr>
+                <w:sz w:val="24"/>
+                <w:szCs w:val="24"/>
+              </w:rPr>
             </w:r>
           </w:p>
         </w:tc>
@@ -2140,43 +2132,70 @@
                 <w:sz w:val="24"/>
                 <w:szCs w:val="24"/>
               </w:rPr>
-              <w:lastRenderedPageBreak/>
-              <w:t>Topic</w:t>
-            </w:r>
-            <w:r>
-              <w:rPr>
-                <w:sz w:val="24"/>
-                <w:szCs w:val="24"/>
-              </w:rPr>
-              <w:t>:</w:t>
-            </w:r>
-            <w:r>
-              <w:rPr>
-                <w:sz w:val="24"/>
-                <w:szCs w:val="24"/>
-              </w:rPr>
-              <w:t xml:space="preserve"> </w:t>
-            </w:r>
-            <w:r>
-              <w:rPr>
-                <w:sz w:val="24"/>
-                <w:szCs w:val="24"/>
-              </w:rPr>
-              <w:t>Demonstrate and reflect</w:t>
-            </w:r>
-            <w:r>
-              <w:rPr>
-                <w:sz w:val="24"/>
-                <w:szCs w:val="24"/>
-              </w:rPr>
-              <w:br/>
-            </w:r>
-            <w:r>
-              <w:rPr>
-                <w:sz w:val="24"/>
-                <w:szCs w:val="24"/>
-              </w:rPr>
-              <w:br/>
+              <w:t>Topic: Demonstrate, reflect, and leave mBots ready</w:t>
+              <w:br/>
+              <w:br/>
+              <w:t>Pre-activities</w:t>
+              <w:br/>
+              <w:t>Review your demonstration notes.</w:t>
+              <w:br/>
+              <w:t>Prepare the mBot and test area.</w:t>
+              <w:br/>
+              <w:t>Complete a vocabulary review activity using August Week 3 practice vocabulary.</w:t>
+              <w:br/>
+              <w:t>audience: people who see or hear work</w:t>
+              <w:br/>
+              <w:t>explain: make clear with words</w:t>
+              <w:br/>
+              <w:t>reflection: thinking about what worked</w:t>
+              <w:br/>
+              <w:br/>
+              <w:t>While activities</w:t>
+              <w:br/>
+              <w:t>Complete Summative Activity #5: Demonstrate your mBot STEM Challenge Project.</w:t>
+              <w:br/>
+              <w:t>Explain the goal, route/behavior, main robot action, output or sensor, test result, and one improvement.</w:t>
+              <w:br/>
+              <w:t>Save code or screenshot evidence.</w:t>
+              <w:br/>
+              <w:t>Complete the readiness checklist: numbered kit, charged battery, challenge sheet, route/test data, and sensor/output notes.</w:t>
+              <w:br/>
+              <w:br/>
+              <w:t>Post activities</w:t>
+              <w:br/>
+              <w:t>Complete the final robotics reflection.</w:t>
+              <w:br/>
+              <w:t>Submit the reflection, project evidence, and readiness checklist.</w:t>
+            </w:r>
+            <w:r>
+              <w:rPr>
+                <w:sz w:val="24"/>
+                <w:szCs w:val="24"/>
+              </w:rPr>
+            </w:r>
+            <w:r>
+              <w:rPr>
+                <w:sz w:val="24"/>
+                <w:szCs w:val="24"/>
+              </w:rPr>
+            </w:r>
+            <w:r>
+              <w:rPr>
+                <w:sz w:val="24"/>
+                <w:szCs w:val="24"/>
+              </w:rPr>
+            </w:r>
+            <w:r>
+              <w:rPr>
+                <w:sz w:val="24"/>
+                <w:szCs w:val="24"/>
+              </w:rPr>
+            </w:r>
+            <w:r>
+              <w:rPr>
+                <w:sz w:val="24"/>
+                <w:szCs w:val="24"/>
+              </w:rPr>
             </w:r>
             <w:r>
               <w:rPr>
@@ -2185,23 +2204,18 @@
                 <w:sz w:val="24"/>
                 <w:szCs w:val="24"/>
               </w:rPr>
-              <w:t>Pre-activities</w:t>
-            </w:r>
-            <w:r>
-              <w:rPr>
-                <w:sz w:val="24"/>
-                <w:szCs w:val="24"/>
-              </w:rPr>
-              <w:br/>
-              <w:t>Review your demonstration notes.</w:t>
-            </w:r>
-            <w:r>
-              <w:rPr>
-                <w:sz w:val="24"/>
-                <w:szCs w:val="24"/>
-              </w:rPr>
-              <w:br/>
-              <w:t xml:space="preserve">Prepare the </w:t>
+            </w:r>
+            <w:r>
+              <w:rPr>
+                <w:sz w:val="24"/>
+                <w:szCs w:val="24"/>
+              </w:rPr>
+            </w:r>
+            <w:r>
+              <w:rPr>
+                <w:sz w:val="24"/>
+                <w:szCs w:val="24"/>
+              </w:rPr>
             </w:r>
             <w:proofErr w:type="spellStart"/>
             <w:r>
@@ -2209,7 +2223,6 @@
                 <w:sz w:val="24"/>
                 <w:szCs w:val="24"/>
               </w:rPr>
-              <w:t>mBot</w:t>
             </w:r>
             <w:proofErr w:type="spellEnd"/>
             <w:r>
@@ -2217,7 +2230,6 @@
                 <w:sz w:val="24"/>
                 <w:szCs w:val="24"/>
               </w:rPr>
-              <w:t xml:space="preserve"> and test area.</w:t>
             </w:r>
           </w:p>
           <w:p>
@@ -2233,52 +2245,42 @@
                 <w:sz w:val="24"/>
                 <w:szCs w:val="24"/>
               </w:rPr>
-              <w:t>Complete a vocabulary review activity using August Week 3 practice vocabulary.</w:t>
-            </w:r>
-            <w:r>
-              <w:rPr>
-                <w:sz w:val="24"/>
-                <w:szCs w:val="24"/>
-              </w:rPr>
-              <w:br/>
-            </w:r>
-            <w:r>
-              <w:rPr>
-                <w:sz w:val="24"/>
-                <w:szCs w:val="24"/>
-              </w:rPr>
-              <w:br/>
-              <w:t>audience: people who see or hear work</w:t>
-            </w:r>
-            <w:r>
-              <w:rPr>
-                <w:sz w:val="24"/>
-                <w:szCs w:val="24"/>
-              </w:rPr>
-              <w:br/>
-              <w:t>explain: make clear with words</w:t>
-            </w:r>
-            <w:r>
-              <w:rPr>
-                <w:sz w:val="24"/>
-                <w:szCs w:val="24"/>
-              </w:rPr>
-              <w:br/>
-              <w:t>reflection: thinking about what worked</w:t>
-            </w:r>
-            <w:r>
-              <w:rPr>
-                <w:sz w:val="24"/>
-                <w:szCs w:val="24"/>
-              </w:rPr>
-              <w:br/>
-            </w:r>
-            <w:r>
-              <w:rPr>
-                <w:sz w:val="24"/>
-                <w:szCs w:val="24"/>
-              </w:rPr>
-              <w:br/>
+            </w:r>
+            <w:r>
+              <w:rPr>
+                <w:sz w:val="24"/>
+                <w:szCs w:val="24"/>
+              </w:rPr>
+            </w:r>
+            <w:r>
+              <w:rPr>
+                <w:sz w:val="24"/>
+                <w:szCs w:val="24"/>
+              </w:rPr>
+            </w:r>
+            <w:r>
+              <w:rPr>
+                <w:sz w:val="24"/>
+                <w:szCs w:val="24"/>
+              </w:rPr>
+            </w:r>
+            <w:r>
+              <w:rPr>
+                <w:sz w:val="24"/>
+                <w:szCs w:val="24"/>
+              </w:rPr>
+            </w:r>
+            <w:r>
+              <w:rPr>
+                <w:sz w:val="24"/>
+                <w:szCs w:val="24"/>
+              </w:rPr>
+            </w:r>
+            <w:r>
+              <w:rPr>
+                <w:sz w:val="24"/>
+                <w:szCs w:val="24"/>
+              </w:rPr>
             </w:r>
             <w:r>
               <w:rPr>
@@ -2287,53 +2289,42 @@
                 <w:sz w:val="24"/>
                 <w:szCs w:val="24"/>
               </w:rPr>
-              <w:t>While activities</w:t>
-            </w:r>
-            <w:r>
-              <w:rPr>
-                <w:sz w:val="24"/>
-                <w:szCs w:val="24"/>
-              </w:rPr>
-              <w:br/>
-              <w:t>Demonstrate your final mBot challenge.</w:t>
-            </w:r>
-            <w:r>
-              <w:rPr>
-                <w:sz w:val="24"/>
-                <w:szCs w:val="24"/>
-              </w:rPr>
-              <w:br/>
-              <w:t>Explain the goal, the main robot action, and one improvement.</w:t>
-            </w:r>
-            <w:r>
-              <w:rPr>
-                <w:sz w:val="24"/>
-                <w:szCs w:val="24"/>
-              </w:rPr>
-              <w:br/>
-              <w:t>Watch classmates' demonstrations respectfully.</w:t>
-            </w:r>
-            <w:r>
-              <w:rPr>
-                <w:sz w:val="24"/>
-                <w:szCs w:val="24"/>
-              </w:rPr>
-              <w:br/>
-              <w:t>Give one positive comment to another group.</w:t>
-            </w:r>
-            <w:r>
-              <w:rPr>
-                <w:sz w:val="24"/>
-                <w:szCs w:val="24"/>
-              </w:rPr>
-              <w:br/>
-            </w:r>
-            <w:r>
-              <w:rPr>
-                <w:sz w:val="24"/>
-                <w:szCs w:val="24"/>
-              </w:rPr>
-              <w:br/>
+            </w:r>
+            <w:r>
+              <w:rPr>
+                <w:sz w:val="24"/>
+                <w:szCs w:val="24"/>
+              </w:rPr>
+            </w:r>
+            <w:r>
+              <w:rPr>
+                <w:sz w:val="24"/>
+                <w:szCs w:val="24"/>
+              </w:rPr>
+            </w:r>
+            <w:r>
+              <w:rPr>
+                <w:sz w:val="24"/>
+                <w:szCs w:val="24"/>
+              </w:rPr>
+            </w:r>
+            <w:r>
+              <w:rPr>
+                <w:sz w:val="24"/>
+                <w:szCs w:val="24"/>
+              </w:rPr>
+            </w:r>
+            <w:r>
+              <w:rPr>
+                <w:sz w:val="24"/>
+                <w:szCs w:val="24"/>
+              </w:rPr>
+            </w:r>
+            <w:r>
+              <w:rPr>
+                <w:sz w:val="24"/>
+                <w:szCs w:val="24"/>
+              </w:rPr>
             </w:r>
             <w:r>
               <w:rPr>
@@ -2342,30 +2333,24 @@
                 <w:sz w:val="24"/>
                 <w:szCs w:val="24"/>
               </w:rPr>
-              <w:t>Post activities</w:t>
-            </w:r>
-            <w:r>
-              <w:rPr>
-                <w:sz w:val="24"/>
-                <w:szCs w:val="24"/>
-              </w:rPr>
-              <w:br/>
-            </w:r>
-            <w:r>
-              <w:rPr>
-                <w:sz w:val="24"/>
-                <w:szCs w:val="24"/>
-              </w:rPr>
-              <w:lastRenderedPageBreak/>
-              <w:t>Complete the final robotics reflection.</w:t>
-            </w:r>
-            <w:r>
-              <w:rPr>
-                <w:sz w:val="24"/>
-                <w:szCs w:val="24"/>
-              </w:rPr>
-              <w:br/>
-              <w:t>Submit the reflection and finish the parts/vocabulary check.</w:t>
+            </w:r>
+            <w:r>
+              <w:rPr>
+                <w:sz w:val="24"/>
+                <w:szCs w:val="24"/>
+              </w:rPr>
+            </w:r>
+            <w:r>
+              <w:rPr>
+                <w:sz w:val="24"/>
+                <w:szCs w:val="24"/>
+              </w:rPr>
+            </w:r>
+            <w:r>
+              <w:rPr>
+                <w:sz w:val="24"/>
+                <w:szCs w:val="24"/>
+              </w:rPr>
             </w:r>
           </w:p>
         </w:tc>
@@ -2399,15 +2384,13 @@
                 <w:sz w:val="24"/>
                 <w:szCs w:val="24"/>
               </w:rPr>
-              <w:lastRenderedPageBreak/>
-              <w:t>Resources</w:t>
-            </w:r>
-            <w:r>
-              <w:rPr>
-                <w:sz w:val="24"/>
-                <w:szCs w:val="24"/>
-              </w:rPr>
-              <w:t>: Pen, pencil, technology notebook, student's email and password.</w:t>
+              <w:t>Resources: Pen, pencil, technology notebook, student's email and password, charged and numbered mBots, mBot Knowledge Cards Part 1, final challenge planning sheet, mBot readiness checklist, route/test data sheet, floor tape/markers, projector, computers/software.</w:t>
+            </w:r>
+            <w:r>
+              <w:rPr>
+                <w:sz w:val="24"/>
+                <w:szCs w:val="24"/>
+              </w:rPr>
             </w:r>
           </w:p>
         </w:tc>
@@ -2436,14 +2419,13 @@
                 <w:sz w:val="24"/>
                 <w:szCs w:val="24"/>
               </w:rPr>
-              <w:t>Resources</w:t>
-            </w:r>
-            <w:r>
-              <w:rPr>
-                <w:sz w:val="24"/>
-                <w:szCs w:val="24"/>
-              </w:rPr>
-              <w:t>: Pen, pencil, technology notebook, student's email and password.</w:t>
+              <w:t>Resources: Pen, pencil, technology notebook, student's email and password, charged and numbered mBots, mBot Knowledge Cards Part 1, final challenge planning sheet, mBot readiness checklist, route/test data sheet, floor tape/markers, projector, computers/software.</w:t>
+            </w:r>
+            <w:r>
+              <w:rPr>
+                <w:sz w:val="24"/>
+                <w:szCs w:val="24"/>
+              </w:rPr>
             </w:r>
           </w:p>
         </w:tc>
